--- a/data/revised_2026-10_full/tracked/v2/Maths/SS3.1_Trigonometry_I/Mathematics_Trigonometry_I_FinalExplanation_TRACKED.docx
+++ b/data/revised_2026-10_full/tracked/v2/Maths/SS3.1_Trigonometry_I/Mathematics_Trigonometry_I_FinalExplanation_TRACKED.docx
@@ -1063,7 +1063,7 @@
               </w:rPr>
               <w:t xml:space="preserve">(a) Suppose there is no shadow, for example a school flagpole or a Safaricom mast in Kericho. Describe how you could find its height using a clinometer and a tape measure. Name the angle you measure, the length you measure, and the ratio you use. </w:t>
             </w:r>
-            <w:ins w:id="9001" w:author="Claude (AI) - proposed" w:date="2026-10-15T12:58:13Z">
+            <w:ins w:id="9001" w:author="Claude (AI) - proposed" w:date="2026-10-15T13:01:06Z">
               <w:r>
                 <w:rPr>
                   <w:rFonts w:ascii="Arial" w:cs="Arial" w:eastAsia="Arial" w:hAnsi="Arial"/>
@@ -1091,7 +1091,7 @@
               </w:rPr>
               <w:t xml:space="preserve">(b) Compare your Lesson 1 hand-drawn ratio estimates with the calculator values. Explain why they might differ, and why it is important to report any difference honestly. (c) Now write a short answer to the driving question and to the two KICD questions: </w:t>
             </w:r>
-            <w:ins w:id="9002" w:author="Claude (AI) - proposed" w:date="2026-10-15T12:58:13Z">
+            <w:ins w:id="9002" w:author="Claude (AI) - proposed" w:date="2026-10-15T13:01:06Z">
               <w:r>
                 <w:rPr>
                   <w:rFonts w:ascii="Arial" w:cs="Arial" w:eastAsia="Arial" w:hAnsi="Arial"/>
@@ -1119,7 +1119,7 @@
               </w:rPr>
               <w:t xml:space="preserve">How do we </w:t>
             </w:r>
-            <w:del w:id="9003" w:author="Claude (AI) - proposed" w:date="2026-10-15T12:58:13Z">
+            <w:del w:id="9003" w:author="Claude (AI) - proposed" w:date="2026-10-15T13:01:06Z">
               <w:r>
                 <w:rPr>
                   <w:rFonts w:ascii="Arial" w:cs="Arial" w:eastAsia="Arial" w:hAnsi="Arial"/>
@@ -1134,7 +1134,7 @@
                 <w:delText xml:space="preserve">apply trigonometric ratios in day-to-day activities? How are the trigonometric ratios of acute angles related to each other?</w:delText>
               </w:r>
             </w:del>
-            <w:ins w:id="9004" w:author="Claude (AI) - proposed" w:date="2026-10-15T12:58:13Z">
+            <w:ins w:id="9004" w:author="Claude (AI) - proposed" w:date="2026-10-15T13:01:06Z">
               <w:r>
                 <w:rPr>
                   <w:rFonts w:ascii="Arial" w:cs="Arial" w:eastAsia="Arial" w:hAnsi="Arial"/>
@@ -1440,7 +1440,7 @@
               <w:spacing w:after="40" w:before="0"/>
               <w:jc w:val="left"/>
             </w:pPr>
-            <w:ins w:id="9005" w:author="Claude (AI) - proposed" w:date="2026-10-15T12:58:13Z">
+            <w:ins w:id="9005" w:author="Claude (AI) - proposed" w:date="2026-10-15T13:01:06Z">
               <w:r>
                 <w:rPr>
                   <w:rFonts w:ascii="Arial" w:cs="Arial" w:eastAsia="Arial" w:hAnsi="Arial"/>
@@ -1488,7 +1488,7 @@
               <w:spacing w:after="40" w:before="0"/>
               <w:jc w:val="left"/>
             </w:pPr>
-            <w:ins w:id="9006" w:author="Claude (AI) - proposed" w:date="2026-10-15T12:58:13Z">
+            <w:ins w:id="9006" w:author="Claude (AI) - proposed" w:date="2026-10-15T13:01:06Z">
               <w:r>
                 <w:rPr>
                   <w:rFonts w:ascii="Arial" w:cs="Arial" w:eastAsia="Arial" w:hAnsi="Arial"/>
@@ -1536,7 +1536,7 @@
               <w:spacing w:after="40" w:before="0"/>
               <w:jc w:val="left"/>
             </w:pPr>
-            <w:ins w:id="9007" w:author="Claude (AI) - proposed" w:date="2026-10-15T12:58:13Z">
+            <w:ins w:id="9007" w:author="Claude (AI) - proposed" w:date="2026-10-15T13:01:06Z">
               <w:r>
                 <w:rPr>
                   <w:rFonts w:ascii="Arial" w:cs="Arial" w:eastAsia="Arial" w:hAnsi="Arial"/>
@@ -1619,7 +1619,7 @@
               <w:spacing w:after="40" w:before="0"/>
               <w:jc w:val="left"/>
             </w:pPr>
-            <w:ins w:id="9008" w:author="Claude (AI) - proposed" w:date="2026-10-15T12:58:13Z">
+            <w:ins w:id="9008" w:author="Claude (AI) - proposed" w:date="2026-10-15T13:01:06Z">
               <w:r>
                 <w:rPr>
                   <w:rFonts w:ascii="Arial" w:cs="Arial" w:eastAsia="Arial" w:hAnsi="Arial"/>
@@ -1667,7 +1667,7 @@
               <w:spacing w:after="40" w:before="0"/>
               <w:jc w:val="left"/>
             </w:pPr>
-            <w:ins w:id="9009" w:author="Claude (AI) - proposed" w:date="2026-10-15T12:58:13Z">
+            <w:ins w:id="9009" w:author="Claude (AI) - proposed" w:date="2026-10-15T13:01:06Z">
               <w:r>
                 <w:rPr>
                   <w:rFonts w:ascii="Arial" w:cs="Arial" w:eastAsia="Arial" w:hAnsi="Arial"/>
@@ -1715,7 +1715,7 @@
               <w:spacing w:after="40" w:before="0"/>
               <w:jc w:val="left"/>
             </w:pPr>
-            <w:ins w:id="9010" w:author="Claude (AI) - proposed" w:date="2026-10-15T12:58:13Z">
+            <w:ins w:id="9010" w:author="Claude (AI) - proposed" w:date="2026-10-15T13:01:06Z">
               <w:r>
                 <w:rPr>
                   <w:rFonts w:ascii="Arial" w:cs="Arial" w:eastAsia="Arial" w:hAnsi="Arial"/>
@@ -1798,7 +1798,7 @@
               <w:spacing w:after="40" w:before="0"/>
               <w:jc w:val="left"/>
             </w:pPr>
-            <w:ins w:id="9011" w:author="Claude (AI) - proposed" w:date="2026-10-15T12:58:13Z">
+            <w:ins w:id="9011" w:author="Claude (AI) - proposed" w:date="2026-10-15T13:01:06Z">
               <w:r>
                 <w:rPr>
                   <w:rFonts w:ascii="Arial" w:cs="Arial" w:eastAsia="Arial" w:hAnsi="Arial"/>
@@ -1846,7 +1846,7 @@
               <w:spacing w:after="40" w:before="0"/>
               <w:jc w:val="left"/>
             </w:pPr>
-            <w:ins w:id="9012" w:author="Claude (AI) - proposed" w:date="2026-10-15T12:58:13Z">
+            <w:ins w:id="9012" w:author="Claude (AI) - proposed" w:date="2026-10-15T13:01:06Z">
               <w:r>
                 <w:rPr>
                   <w:rFonts w:ascii="Arial" w:cs="Arial" w:eastAsia="Arial" w:hAnsi="Arial"/>
@@ -1894,7 +1894,7 @@
               <w:spacing w:after="40" w:before="0"/>
               <w:jc w:val="left"/>
             </w:pPr>
-            <w:ins w:id="9013" w:author="Claude (AI) - proposed" w:date="2026-10-15T12:58:13Z">
+            <w:ins w:id="9013" w:author="Claude (AI) - proposed" w:date="2026-10-15T13:01:06Z">
               <w:r>
                 <w:rPr>
                   <w:rFonts w:ascii="Arial" w:cs="Arial" w:eastAsia="Arial" w:hAnsi="Arial"/>
@@ -1977,7 +1977,7 @@
               <w:spacing w:after="40" w:before="0"/>
               <w:jc w:val="left"/>
             </w:pPr>
-            <w:ins w:id="9014" w:author="Claude (AI) - proposed" w:date="2026-10-15T12:58:13Z">
+            <w:ins w:id="9014" w:author="Claude (AI) - proposed" w:date="2026-10-15T13:01:06Z">
               <w:r>
                 <w:rPr>
                   <w:rFonts w:ascii="Arial" w:cs="Arial" w:eastAsia="Arial" w:hAnsi="Arial"/>
@@ -2025,7 +2025,7 @@
               <w:spacing w:after="40" w:before="0"/>
               <w:jc w:val="left"/>
             </w:pPr>
-            <w:ins w:id="9015" w:author="Claude (AI) - proposed" w:date="2026-10-15T12:58:13Z">
+            <w:ins w:id="9015" w:author="Claude (AI) - proposed" w:date="2026-10-15T13:01:06Z">
               <w:r>
                 <w:rPr>
                   <w:rFonts w:ascii="Arial" w:cs="Arial" w:eastAsia="Arial" w:hAnsi="Arial"/>
@@ -2073,7 +2073,7 @@
               <w:spacing w:after="40" w:before="0"/>
               <w:jc w:val="left"/>
             </w:pPr>
-            <w:ins w:id="9016" w:author="Claude (AI) - proposed" w:date="2026-10-15T12:58:13Z">
+            <w:ins w:id="9016" w:author="Claude (AI) - proposed" w:date="2026-10-15T13:01:06Z">
               <w:r>
                 <w:rPr>
                   <w:rFonts w:ascii="Arial" w:cs="Arial" w:eastAsia="Arial" w:hAnsi="Arial"/>
@@ -2223,7 +2223,7 @@
         </w:rPr>
         <w:t xml:space="preserve">© 2026 SeaVuria and ARES. This work is licensed under a </w:t>
       </w:r>
-      <w:hyperlink w:history="1" r:id="rIdpnqkyphvb0ptguzl-n4fh">
+      <w:hyperlink w:history="1" r:id="rIdfei_i67deoyrb8fg-oqgh">
         <w:r>
           <w:rPr>
             <w:rFonts w:ascii="Arial" w:cs="Arial" w:eastAsia="Arial" w:hAnsi="Arial"/>
@@ -2243,7 +2243,7 @@
         </w:rPr>
         <w:t xml:space="preserve"> (</w:t>
       </w:r>
-      <w:hyperlink w:history="1" r:id="rIdp5j-zb4weuf8eyvbi3oap">
+      <w:hyperlink w:history="1" r:id="rId-l-dzipvkki_r25imny-y">
         <w:r>
           <w:rPr>
             <w:rFonts w:ascii="Arial" w:cs="Arial" w:eastAsia="Arial" w:hAnsi="Arial"/>
@@ -2263,7 +2263,7 @@
         </w:rPr>
         <w:t xml:space="preserve">). To view a copy of this license, visit </w:t>
       </w:r>
-      <w:hyperlink w:history="1" r:id="rIdwnodmzrvxx1nkjohywr_m">
+      <w:hyperlink w:history="1" r:id="rIdgewi3jurqxcroduuqyxp9">
         <w:r>
           <w:rPr>
             <w:rFonts w:ascii="Arial" w:cs="Arial" w:eastAsia="Arial" w:hAnsi="Arial"/>

--- a/data/revised_2026-10_full/tracked/v2/Maths/SS3.1_Trigonometry_I/Mathematics_Trigonometry_I_FinalExplanation_TRACKED.docx
+++ b/data/revised_2026-10_full/tracked/v2/Maths/SS3.1_Trigonometry_I/Mathematics_Trigonometry_I_FinalExplanation_TRACKED.docx
@@ -1063,7 +1063,7 @@
               </w:rPr>
               <w:t xml:space="preserve">(a) Suppose there is no shadow, for example a school flagpole or a Safaricom mast in Kericho. Describe how you could find its height using a clinometer and a tape measure. Name the angle you measure, the length you measure, and the ratio you use. </w:t>
             </w:r>
-            <w:ins w:id="9001" w:author="Claude (AI) - proposed" w:date="2026-10-15T13:01:06Z">
+            <w:ins w:id="9001" w:author="Claude (AI) - proposed" w:date="2026-10-18T00:31:23Z">
               <w:r>
                 <w:rPr>
                   <w:rFonts w:ascii="Arial" w:cs="Arial" w:eastAsia="Arial" w:hAnsi="Arial"/>
@@ -1091,7 +1091,7 @@
               </w:rPr>
               <w:t xml:space="preserve">(b) Compare your Lesson 1 hand-drawn ratio estimates with the calculator values. Explain why they might differ, and why it is important to report any difference honestly. (c) Now write a short answer to the driving question and to the two KICD questions: </w:t>
             </w:r>
-            <w:ins w:id="9002" w:author="Claude (AI) - proposed" w:date="2026-10-15T13:01:06Z">
+            <w:ins w:id="9002" w:author="Claude (AI) - proposed" w:date="2026-10-18T00:31:23Z">
               <w:r>
                 <w:rPr>
                   <w:rFonts w:ascii="Arial" w:cs="Arial" w:eastAsia="Arial" w:hAnsi="Arial"/>
@@ -1119,7 +1119,7 @@
               </w:rPr>
               <w:t xml:space="preserve">How do we </w:t>
             </w:r>
-            <w:del w:id="9003" w:author="Claude (AI) - proposed" w:date="2026-10-15T13:01:06Z">
+            <w:del w:id="9003" w:author="Claude (AI) - proposed" w:date="2026-10-18T00:31:23Z">
               <w:r>
                 <w:rPr>
                   <w:rFonts w:ascii="Arial" w:cs="Arial" w:eastAsia="Arial" w:hAnsi="Arial"/>
@@ -1134,7 +1134,7 @@
                 <w:delText xml:space="preserve">apply trigonometric ratios in day-to-day activities? How are the trigonometric ratios of acute angles related to each other?</w:delText>
               </w:r>
             </w:del>
-            <w:ins w:id="9004" w:author="Claude (AI) - proposed" w:date="2026-10-15T13:01:06Z">
+            <w:ins w:id="9004" w:author="Claude (AI) - proposed" w:date="2026-10-18T00:31:23Z">
               <w:r>
                 <w:rPr>
                   <w:rFonts w:ascii="Arial" w:cs="Arial" w:eastAsia="Arial" w:hAnsi="Arial"/>
@@ -1440,7 +1440,7 @@
               <w:spacing w:after="40" w:before="0"/>
               <w:jc w:val="left"/>
             </w:pPr>
-            <w:ins w:id="9005" w:author="Claude (AI) - proposed" w:date="2026-10-15T13:01:06Z">
+            <w:ins w:id="9005" w:author="Claude (AI) - proposed" w:date="2026-10-18T00:31:23Z">
               <w:r>
                 <w:rPr>
                   <w:rFonts w:ascii="Arial" w:cs="Arial" w:eastAsia="Arial" w:hAnsi="Arial"/>
@@ -1488,7 +1488,7 @@
               <w:spacing w:after="40" w:before="0"/>
               <w:jc w:val="left"/>
             </w:pPr>
-            <w:ins w:id="9006" w:author="Claude (AI) - proposed" w:date="2026-10-15T13:01:06Z">
+            <w:ins w:id="9006" w:author="Claude (AI) - proposed" w:date="2026-10-18T00:31:23Z">
               <w:r>
                 <w:rPr>
                   <w:rFonts w:ascii="Arial" w:cs="Arial" w:eastAsia="Arial" w:hAnsi="Arial"/>
@@ -1536,7 +1536,7 @@
               <w:spacing w:after="40" w:before="0"/>
               <w:jc w:val="left"/>
             </w:pPr>
-            <w:ins w:id="9007" w:author="Claude (AI) - proposed" w:date="2026-10-15T13:01:06Z">
+            <w:ins w:id="9007" w:author="Claude (AI) - proposed" w:date="2026-10-18T00:31:23Z">
               <w:r>
                 <w:rPr>
                   <w:rFonts w:ascii="Arial" w:cs="Arial" w:eastAsia="Arial" w:hAnsi="Arial"/>
@@ -1619,7 +1619,7 @@
               <w:spacing w:after="40" w:before="0"/>
               <w:jc w:val="left"/>
             </w:pPr>
-            <w:ins w:id="9008" w:author="Claude (AI) - proposed" w:date="2026-10-15T13:01:06Z">
+            <w:ins w:id="9008" w:author="Claude (AI) - proposed" w:date="2026-10-18T00:31:23Z">
               <w:r>
                 <w:rPr>
                   <w:rFonts w:ascii="Arial" w:cs="Arial" w:eastAsia="Arial" w:hAnsi="Arial"/>
@@ -1667,7 +1667,7 @@
               <w:spacing w:after="40" w:before="0"/>
               <w:jc w:val="left"/>
             </w:pPr>
-            <w:ins w:id="9009" w:author="Claude (AI) - proposed" w:date="2026-10-15T13:01:06Z">
+            <w:ins w:id="9009" w:author="Claude (AI) - proposed" w:date="2026-10-18T00:31:23Z">
               <w:r>
                 <w:rPr>
                   <w:rFonts w:ascii="Arial" w:cs="Arial" w:eastAsia="Arial" w:hAnsi="Arial"/>
@@ -1715,7 +1715,7 @@
               <w:spacing w:after="40" w:before="0"/>
               <w:jc w:val="left"/>
             </w:pPr>
-            <w:ins w:id="9010" w:author="Claude (AI) - proposed" w:date="2026-10-15T13:01:06Z">
+            <w:ins w:id="9010" w:author="Claude (AI) - proposed" w:date="2026-10-18T00:31:23Z">
               <w:r>
                 <w:rPr>
                   <w:rFonts w:ascii="Arial" w:cs="Arial" w:eastAsia="Arial" w:hAnsi="Arial"/>
@@ -1798,7 +1798,7 @@
               <w:spacing w:after="40" w:before="0"/>
               <w:jc w:val="left"/>
             </w:pPr>
-            <w:ins w:id="9011" w:author="Claude (AI) - proposed" w:date="2026-10-15T13:01:06Z">
+            <w:ins w:id="9011" w:author="Claude (AI) - proposed" w:date="2026-10-18T00:31:23Z">
               <w:r>
                 <w:rPr>
                   <w:rFonts w:ascii="Arial" w:cs="Arial" w:eastAsia="Arial" w:hAnsi="Arial"/>
@@ -1846,7 +1846,7 @@
               <w:spacing w:after="40" w:before="0"/>
               <w:jc w:val="left"/>
             </w:pPr>
-            <w:ins w:id="9012" w:author="Claude (AI) - proposed" w:date="2026-10-15T13:01:06Z">
+            <w:ins w:id="9012" w:author="Claude (AI) - proposed" w:date="2026-10-18T00:31:23Z">
               <w:r>
                 <w:rPr>
                   <w:rFonts w:ascii="Arial" w:cs="Arial" w:eastAsia="Arial" w:hAnsi="Arial"/>
@@ -1894,7 +1894,7 @@
               <w:spacing w:after="40" w:before="0"/>
               <w:jc w:val="left"/>
             </w:pPr>
-            <w:ins w:id="9013" w:author="Claude (AI) - proposed" w:date="2026-10-15T13:01:06Z">
+            <w:ins w:id="9013" w:author="Claude (AI) - proposed" w:date="2026-10-18T00:31:23Z">
               <w:r>
                 <w:rPr>
                   <w:rFonts w:ascii="Arial" w:cs="Arial" w:eastAsia="Arial" w:hAnsi="Arial"/>
@@ -1977,7 +1977,7 @@
               <w:spacing w:after="40" w:before="0"/>
               <w:jc w:val="left"/>
             </w:pPr>
-            <w:ins w:id="9014" w:author="Claude (AI) - proposed" w:date="2026-10-15T13:01:06Z">
+            <w:ins w:id="9014" w:author="Claude (AI) - proposed" w:date="2026-10-18T00:31:23Z">
               <w:r>
                 <w:rPr>
                   <w:rFonts w:ascii="Arial" w:cs="Arial" w:eastAsia="Arial" w:hAnsi="Arial"/>
@@ -2025,7 +2025,7 @@
               <w:spacing w:after="40" w:before="0"/>
               <w:jc w:val="left"/>
             </w:pPr>
-            <w:ins w:id="9015" w:author="Claude (AI) - proposed" w:date="2026-10-15T13:01:06Z">
+            <w:ins w:id="9015" w:author="Claude (AI) - proposed" w:date="2026-10-18T00:31:23Z">
               <w:r>
                 <w:rPr>
                   <w:rFonts w:ascii="Arial" w:cs="Arial" w:eastAsia="Arial" w:hAnsi="Arial"/>
@@ -2073,7 +2073,7 @@
               <w:spacing w:after="40" w:before="0"/>
               <w:jc w:val="left"/>
             </w:pPr>
-            <w:ins w:id="9016" w:author="Claude (AI) - proposed" w:date="2026-10-15T13:01:06Z">
+            <w:ins w:id="9016" w:author="Claude (AI) - proposed" w:date="2026-10-18T00:31:23Z">
               <w:r>
                 <w:rPr>
                   <w:rFonts w:ascii="Arial" w:cs="Arial" w:eastAsia="Arial" w:hAnsi="Arial"/>
@@ -2223,7 +2223,7 @@
         </w:rPr>
         <w:t xml:space="preserve">© 2026 SeaVuria and ARES. This work is licensed under a </w:t>
       </w:r>
-      <w:hyperlink w:history="1" r:id="rIdfei_i67deoyrb8fg-oqgh">
+      <w:hyperlink w:history="1" r:id="rIdg7tfotzb3m7tkyilishod">
         <w:r>
           <w:rPr>
             <w:rFonts w:ascii="Arial" w:cs="Arial" w:eastAsia="Arial" w:hAnsi="Arial"/>
@@ -2243,7 +2243,7 @@
         </w:rPr>
         <w:t xml:space="preserve"> (</w:t>
       </w:r>
-      <w:hyperlink w:history="1" r:id="rId-l-dzipvkki_r25imny-y">
+      <w:hyperlink w:history="1" r:id="rIdvua-wtchkvxwpubl-22kn">
         <w:r>
           <w:rPr>
             <w:rFonts w:ascii="Arial" w:cs="Arial" w:eastAsia="Arial" w:hAnsi="Arial"/>
@@ -2263,7 +2263,7 @@
         </w:rPr>
         <w:t xml:space="preserve">). To view a copy of this license, visit </w:t>
       </w:r>
-      <w:hyperlink w:history="1" r:id="rIdgewi3jurqxcroduuqyxp9">
+      <w:hyperlink w:history="1" r:id="rIdb_e86u2hym4vhqbhoc1vc">
         <w:r>
           <w:rPr>
             <w:rFonts w:ascii="Arial" w:cs="Arial" w:eastAsia="Arial" w:hAnsi="Arial"/>
